--- a/Word/Module 2/DOCX/Realises/M2_01_Realise_Personnalisation.docx
+++ b/Word/Module 2/DOCX/Realises/M2_01_Realise_Personnalisation.docx
@@ -5,42 +5,167 @@
     <w:p>
       <w:pPr>
         <w:pStyle w:val="Title"/>
+        <w:spacing w:after="160" w:before="0"/>
       </w:pPr>
       <w:r>
+        <w:rPr>
+          <w:rFonts w:ascii="Calibri" w:hAnsi="Calibri" w:eastAsia="Calibri"/>
+          <w:sz w:val="22"/>
+        </w:rPr>
         <w:t>Personnaliser Word - résultat attendu</w:t>
       </w:r>
     </w:p>
     <w:p>
+      <w:pPr>
+        <w:spacing w:after="160" w:before="0"/>
+      </w:pPr>
       <w:r>
-        <w:t>Police par défaut et marges définies dans Normal.dotm ; barre d'accès rapide personnalisée ; correction automatique active ; QuickPart de signature disponible ; PDF généré.</w:t>
+        <w:rPr>
+          <w:rFonts w:ascii="Calibri" w:hAnsi="Calibri" w:eastAsia="Calibri"/>
+          <w:sz w:val="22"/>
+        </w:rPr>
+        <w:t>Police et marges de ce document réglées (Calibri, 2 cm). Les commandes de la barre d'accès rapide et la correction automatique chc → CHC - Service Formation se règlent dans Word (Normal.dotm) : elles ne se stockent pas dans le fichier d'exercice.</w:t>
       </w:r>
     </w:p>
     <w:p>
       <w:pPr>
         <w:pStyle w:val="Heading1"/>
+        <w:spacing w:after="160" w:before="0"/>
       </w:pPr>
       <w:r>
+        <w:rPr>
+          <w:rFonts w:ascii="Calibri" w:hAnsi="Calibri" w:eastAsia="Calibri"/>
+          <w:sz w:val="22"/>
+        </w:rPr>
+        <w:t>Correction automatique testée</w:t>
+      </w:r>
+    </w:p>
+    <w:p>
+      <w:pPr>
+        <w:spacing w:after="160" w:before="0"/>
+      </w:pPr>
+      <w:r>
+        <w:rPr>
+          <w:rFonts w:ascii="Calibri" w:hAnsi="Calibri" w:eastAsia="Calibri"/>
+          <w:sz w:val="22"/>
+        </w:rPr>
+        <w:t>CHC - Service Formation a bien remplacé la saisie « chc » suivie d'un espace.</w:t>
+      </w:r>
+    </w:p>
+    <w:p>
+      <w:pPr>
+        <w:pStyle w:val="Heading1"/>
+        <w:spacing w:after="160" w:before="0"/>
+      </w:pPr>
+      <w:r>
+        <w:rPr>
+          <w:rFonts w:ascii="Calibri" w:hAnsi="Calibri" w:eastAsia="Calibri"/>
+          <w:sz w:val="22"/>
+        </w:rPr>
         <w:t>Signature (QuickPart)</w:t>
       </w:r>
     </w:p>
     <w:p>
+      <w:pPr>
+        <w:spacing w:after="0" w:before="0"/>
+      </w:pPr>
       <w:r>
+        <w:rPr>
+          <w:rFonts w:ascii="Calibri" w:hAnsi="Calibri" w:eastAsia="Calibri"/>
+          <w:sz w:val="22"/>
+        </w:rPr>
         <w:t>CHC - Service Formation</w:t>
       </w:r>
     </w:p>
     <w:p>
+      <w:pPr>
+        <w:spacing w:after="0" w:before="0"/>
+      </w:pPr>
       <w:r>
+        <w:rPr>
+          <w:rFonts w:ascii="Calibri" w:hAnsi="Calibri" w:eastAsia="Calibri"/>
+          <w:sz w:val="22"/>
+        </w:rPr>
         <w:t>Rue de Hesbaye 75 - 4000 Liège</w:t>
       </w:r>
     </w:p>
     <w:p>
+      <w:pPr>
+        <w:spacing w:after="240" w:before="0"/>
+      </w:pPr>
       <w:r>
+        <w:rPr>
+          <w:rFonts w:ascii="Calibri" w:hAnsi="Calibri" w:eastAsia="Calibri"/>
+          <w:sz w:val="22"/>
+        </w:rPr>
         <w:t>formation@chc.be</w:t>
       </w:r>
     </w:p>
+    <w:p>
+      <w:pPr>
+        <w:pStyle w:val="Heading1"/>
+        <w:spacing w:after="160" w:before="0"/>
+      </w:pPr>
+      <w:r>
+        <w:rPr>
+          <w:rFonts w:ascii="Calibri" w:hAnsi="Calibri" w:eastAsia="Calibri"/>
+          <w:sz w:val="22"/>
+        </w:rPr>
+        <w:t>QuickPart réinséré plus bas pour vérifier la réutilisation</w:t>
+      </w:r>
+    </w:p>
+    <w:p>
+      <w:pPr>
+        <w:spacing w:after="0" w:before="0"/>
+      </w:pPr>
+      <w:r>
+        <w:rPr>
+          <w:rFonts w:ascii="Calibri" w:hAnsi="Calibri" w:eastAsia="Calibri"/>
+          <w:sz w:val="22"/>
+        </w:rPr>
+        <w:t>CHC - Service Formation</w:t>
+      </w:r>
+    </w:p>
+    <w:p>
+      <w:pPr>
+        <w:spacing w:after="0" w:before="0"/>
+      </w:pPr>
+      <w:r>
+        <w:rPr>
+          <w:rFonts w:ascii="Calibri" w:hAnsi="Calibri" w:eastAsia="Calibri"/>
+          <w:sz w:val="22"/>
+        </w:rPr>
+        <w:t>Rue de Hesbaye 75 - 4000 Liège</w:t>
+      </w:r>
+    </w:p>
+    <w:p>
+      <w:pPr>
+        <w:spacing w:after="240" w:before="0"/>
+      </w:pPr>
+      <w:r>
+        <w:rPr>
+          <w:rFonts w:ascii="Calibri" w:hAnsi="Calibri" w:eastAsia="Calibri"/>
+          <w:sz w:val="22"/>
+        </w:rPr>
+        <w:t>formation@chc.be</w:t>
+      </w:r>
+    </w:p>
+    <w:p>
+      <w:pPr>
+        <w:spacing w:after="160" w:before="0"/>
+      </w:pPr>
+      <w:r>
+        <w:rPr>
+          <w:rFonts w:ascii="Calibri" w:hAnsi="Calibri" w:eastAsia="Calibri"/>
+          <w:i/>
+          <w:sz w:val="22"/>
+        </w:rPr>
+        <w:t>Export PDF : voir M2_01_Realise_Personnalisation.pdf dans le même dossier.</w:t>
+      </w:r>
+    </w:p>
     <w:sectPr>
-      <w:pgSz w:w="12240" w:h="15840"/>
-      <w:pgMar w:top="1440" w:right="1800" w:bottom="1440" w:left="1800" w:header="720" w:footer="720" w:gutter="0"/>
+      <w:pgSz w:w="11906" w:h="16838"/>
+      <w:pgMar w:top="1134" w:right="1134" w:bottom="1134" w:left="1134" w:header="720" w:footer="720" w:gutter="0"/>
       <w:cols w:space="720"/>
       <w:docGrid w:linePitch="360"/>
     </w:sectPr>
